--- a/example_articles/immigration_status/Unspecified/6.immigration_status_Unspecified_Other_publisher.docx
+++ b/example_articles/immigration_status/Unspecified/6.immigration_status_Unspecified_Other_publisher.docx
@@ -29,17 +29,17 @@
     </w:p>
     <w:p>
       <w:r>
-        <w:t>Source File: Other publishers/Files (500) (18).DOCX</w:t>
+        <w:t>Source file: Other publishers/Files (500) (18).DOCX</w:t>
       </w:r>
     </w:p>
     <w:p>
       <w:r>
-        <w:t>Raw immigration_status result: NA</w:t>
+        <w:t>Raw immigration status result, 'immigration_status': NA</w:t>
       </w:r>
     </w:p>
     <w:p>
       <w:r>
-        <w:t>immigration_status_stand (Standardized): Unspecified</w:t>
+        <w:t>Standardized immigration status result, 'immigration_status_stand': Unspecified</w:t>
       </w:r>
     </w:p>
     <w:p>

--- a/example_articles/immigration_status/Unspecified/6.immigration_status_Unspecified_Other_publisher.docx
+++ b/example_articles/immigration_status/Unspecified/6.immigration_status_Unspecified_Other_publisher.docx
@@ -7,9 +7,9 @@
         <w:pStyle w:val="Heading1"/>
       </w:pPr>
       <w:r>
-        <w:t>NEW SERIES;</w:t>
+        <w:t>How budget wars playing at home;</w:t>
         <w:br/>
-        <w:t>Flabby jokes weigh down demeaning 'Babes'</w:t>
+        <w:t>In St. Louis, a revolt brewing</w:t>
       </w:r>
     </w:p>
     <w:p>
@@ -24,12 +24,12 @@
     </w:p>
     <w:p>
       <w:r>
-        <w:t>Section: LIFE; Pg. 3D; Television; TV Preview</w:t>
+        <w:t>Section: NEWS; Pg. 8A</w:t>
       </w:r>
     </w:p>
     <w:p>
       <w:r>
-        <w:t>Source file: Other publishers/Files (500) (18).DOCX</w:t>
+        <w:t>Source file: Other publishers/Files (500) (16).DOCX</w:t>
       </w:r>
     </w:p>
     <w:p>
@@ -51,53 +51,39 @@
     </w:p>
     <w:p>
       <w:r>
-        <w:t>Babes</w:t>
+        <w:t>Beer drinkers living in the shadow of the Anheuser-Busch brewery are taking a stand over their six-packs.</w:t>
         <w:br/>
-        <w:t>Fox</w:t>
+        <w:t>''It's not like they're taxing milk or bread, but beer is sort of like the poor man's psychiatrist,'' says Don Jefferson, 52, a truck driver.</w:t>
         <w:br/>
-        <w:t>Tonight, 8: 30 EDT/PDT</w:t>
+        <w:t>''A poor man can't afford a $ 100-an-hour shrink, but he can afford a $ 3.60 six pack - at least he can for now.''</w:t>
         <w:br/>
-        <w:t xml:space="preserve"> </w:t>
+        <w:t>In this working-class neighborhood on the city's south side, proposed increases in the federal excise tax on beer are a sign that politicians appear to have lost touch with the common man.</w:t>
         <w:br/>
-        <w:t xml:space="preserve"> You've heard of hog heaven. Enter Hog Hell.</w:t>
+        <w:t>''Why don't they tax diamonds and furs and foreign stuff?'' asks construction worker George Bertanelli, 42.  ''If you can afford that kind of thing, paying more taxes isn't going to bother you.''</w:t>
         <w:br/>
-        <w:t>With less wit than you could fit on a Wheat Thin, Babes wants to have its pound cake and eat it, too.</w:t>
+        <w:t>In fact, taxes on luxury items are being considered as part of deficit reduction.</w:t>
         <w:br/>
-        <w:t>This typically vulgar - and thus destined to draw a crowd - Fox sitcom abandons three extremely appealing actresses in cheap-joke claptrap. Those involved in this horror say they're hoping to boost self-esteem among couch- potato voluptuaries seeking sensual role models.</w:t>
+        <w:t>As for beer, taxes could double or more, from the current 16 cents a six- pack.</w:t>
         <w:br/>
-        <w:t>That might work if we can believe that Laverne &amp; Shirley's main function was as a paean to working-class women.</w:t>
+        <w:t>Beer taxes haven't increased since 1951. And Anheuser-Busch Cos. is tapping populist resentment with its ''Can the Beer Tax'' campaign.</w:t>
         <w:br/>
-        <w:t>Babes is similarly broad, a slapstick buddy show, but one with gags that stick in the gullet.</w:t>
+        <w:t>The campaign, launched on television and in newspapers in July, has produced results: more than 1 million letters sent to Congress and more than 1 million signatures on can-the-beer-tax petitions, says spokesman Pete Faur.</w:t>
         <w:br/>
-        <w:t>In the funniest - but characteristically cruel - line, a receptionist snaps ''What is this, Fantasia?'' when she sees the three extra-wide sisters. Before the scene's over, one gets a chair stuck to her bottom.</w:t>
+        <w:t>''A wealthy individual in this country can pay dues at three country clubs, buy his wife a fur coat for her birthday and a diamond necklace for Christmas, then sell some stocks and bonds to pay for it all - and he won't pay a cent in federal excise taxes,'' says Stephen Lamright, a brewery vice president.</w:t>
         <w:br/>
-        <w:t>This is hippo humor, hardly hip - no matter how good-natured and self- supportive the babes are about it.</w:t>
+        <w:t>Desiree Schuster, 64, a St. Louis homemaker, says that the beer tax could sound the death knell for taverns in her German-influenced neighborhood.</w:t>
         <w:br/>
-        <w:t>Lighten up, you say? It's not as if this subject is exactly fresh. Hairspray, and its star Ricki Lake, already trumpeted the dignity of overweight divas. No amount of happy-ending sitcom fluff obscures the fact this is demeaning junk.</w:t>
+        <w:t>''Twenty years ago, south St. Louis was all German, and there was a tavern on every block,'' Schuster says.</w:t>
         <w:br/>
-        <w:t>It's a real waste of accomplished clown Wendie Jo Sperber, a raspy dynamo who serves as the trio's well-adjusted cheerleader. Lesley Boone as her insecure kid sister and Susan Peretz as the cantankerous oldest sis are fine, and they sustain an energetically giggly rhythm that's often fetching.</w:t>
+        <w:t>''Now, there's one every six blocks,'' she says.</w:t>
         <w:br/>
-        <w:t>But does a breaking bed break you up? How about pouring a whole box of cereal into a salad bowl, and shoveling it in with a wooden spoon? Not to mention randy sex talk, and retorts like ''Who you calling porker, buttface?''</w:t>
-        <w:br/>
-        <w:t>''You can't judge a present by the size of the box,'' the sisters are known to say. Perhaps not, but you can judge a show by the quality of its humor.</w:t>
-        <w:br/>
-        <w:t>Besides the ill-used ladies, there are two vile gay caricatures who mimic each other's mincing, and a curvy bimbo so dumb she can't figure which end of her pencil to use.</w:t>
-        <w:br/>
-        <w:t>Although the stars are gems, out of the loud mouths of Babes comes germs.</w:t>
-        <w:br/>
-        <w:t>- Fall preview, 5-8D</w:t>
+        <w:t>''The little guy doesn't have a chance.''</w:t>
         <w:br/>
         <w:br/>
-        <w:t>Graphic</w:t>
+        <w:t>Notes</w:t>
         <w:br/>
         <w:br/>
-        <w:t xml:space="preserve"> </w:t>
-        <w:br/>
-        <w:t>PHOTO; b/w (Television Programs, Babes)</w:t>
-        <w:br/>
-        <w:t xml:space="preserve"> </w:t>
-        <w:br/>
-        <w:t>CUTLINE: BROAD SISTERS: Susan Peretz, top, Wendie Jo Sperber and Lesley Boone</w:t>
+        <w:t>Ribbon Label; WHITTLING THE DEFICIT, RACING THE CLOCK; 1 FIRST; 4 FINAL</w:t>
       </w:r>
     </w:p>
     <w:sectPr>

--- a/example_articles/immigration_status/Unspecified/6.immigration_status_Unspecified_Other_publisher.docx
+++ b/example_articles/immigration_status/Unspecified/6.immigration_status_Unspecified_Other_publisher.docx
@@ -7,9 +7,7 @@
         <w:pStyle w:val="Heading1"/>
       </w:pPr>
       <w:r>
-        <w:t>How budget wars playing at home;</w:t>
-        <w:br/>
-        <w:t>In St. Louis, a revolt brewing</w:t>
+        <w:t>U.S. policy evolving amid Islamist victories</w:t>
       </w:r>
     </w:p>
     <w:p>
@@ -19,17 +17,17 @@
     </w:p>
     <w:p>
       <w:r>
-        <w:t>Date: 1990-09-13</w:t>
+        <w:t>Date: 2012-07-09</w:t>
       </w:r>
     </w:p>
     <w:p>
       <w:r>
-        <w:t>Section: NEWS; Pg. 8A</w:t>
+        <w:t>Section: NEWS; Pg. 7A</w:t>
       </w:r>
     </w:p>
     <w:p>
       <w:r>
-        <w:t>Source file: Other publishers/Files (500) (16).DOCX</w:t>
+        <w:t>Source file: Other publishers/Files (500) (17).DOCX</w:t>
       </w:r>
     </w:p>
     <w:p>
@@ -51,39 +49,55 @@
     </w:p>
     <w:p>
       <w:r>
-        <w:t>Beer drinkers living in the shadow of the Anheuser-Busch brewery are taking a stand over their six-packs.</w:t>
+        <w:t>The victories of Islamic parties in Egypt and elsewhere have forced the United States to embark on an untested strategy to engage with groups that have historically been hostile to American interests, analysts say.</w:t>
         <w:br/>
-        <w:t>''It's not like they're taxing milk or bread, but beer is sort of like the poor man's psychiatrist,'' says Don Jefferson, 52, a truck driver.</w:t>
+        <w:t>"From a U.S. perspective, we have no choice but to deal with the Muslim Brotherhood," says Shadi Hamid, an analyst at the Brookings Doha Center, a think tank in Qatar.  "I don't see what the alternative is."</w:t>
         <w:br/>
-        <w:t>''A poor man can't afford a $ 100-an-hour shrink, but he can afford a $ 3.60 six pack - at least he can for now.''</w:t>
+        <w:t>In the latest triumph for Islamist groups, Mohammed Morsi of the Muslim Brotherhood was elected president in Egypt last month.</w:t>
         <w:br/>
-        <w:t>In this working-class neighborhood on the city's south side, proposed increases in the federal excise tax on beer are a sign that politicians appear to have lost touch with the common man.</w:t>
+        <w:t>Islamist groups have also emerged strong in Tunisia, where the government is led by the Islamist party Ennahda,  and in Libya, where an Islamist party ran in elections Saturday, though the results were not yet known.</w:t>
         <w:br/>
-        <w:t>''Why don't they tax diamonds and furs and foreign stuff?'' asks construction worker George Bertanelli, 42.  ''If you can afford that kind of thing, paying more taxes isn't going to bother you.''</w:t>
+        <w:t>Although the U.S. has had good relations with regimes where political Islam is prevalent, such as in Saudi Arabia, its policy toward Islamist groups that are ousting long-standing regimes or pressuring them to change is evolving.</w:t>
         <w:br/>
-        <w:t>In fact, taxes on luxury items are being considered as part of deficit reduction.</w:t>
+        <w:t>"There's been a sea change in U.S. policy toward the Brotherhood," says James Phillips, a Middle East analyst at the Heritage Foundation, a think tank.</w:t>
         <w:br/>
-        <w:t>As for beer, taxes could double or more, from the current 16 cents a six- pack.</w:t>
+        <w:t>Middle East analysts are divided over whether the Obama administration's policy is a risk that will backfire or represents a pragmatic approach to rapidly changing events in the Arab world. Much depends on how the Muslim Brotherhood is viewed: whether it is a pragmatic organization whose leaders will compromise once in power or a group of extremists who are modifying their rhetoric to disguise their true intentions, Egypt analysts say.</w:t>
         <w:br/>
-        <w:t>Beer taxes haven't increased since 1951. And Anheuser-Busch Cos. is tapping populist resentment with its ''Can the Beer Tax'' campaign.</w:t>
+        <w:t>The George W. Bush administration viewed the Brotherhood as a "hostile ideological force," Phillips says. The Obama administration believes it can work with the Brotherhood as a political force, he says.</w:t>
         <w:br/>
-        <w:t>The campaign, launched on television and in newspapers in July, has produced results: more than 1 million letters sent to Congress and more than 1 million signatures on can-the-beer-tax petitions, says spokesman Pete Faur.</w:t>
+        <w:t>"It certainly has become more accepting of the Brotherhood," says Daniel Serwer,  a professor at Johns Hopkins School of Advanced International Studies in Washington and a scholar at the Middle East Institute, a think tank.</w:t>
         <w:br/>
-        <w:t>''A wealthy individual in this country can pay dues at three country clubs, buy his wife a fur coat for her birthday and a diamond necklace for Christmas, then sell some stocks and bonds to pay for it all - and he won't pay a cent in federal excise taxes,'' says Stephen Lamright, a brewery vice president.</w:t>
+        <w:t>The Muslim Brotherhood is a movement that supports political Islam and opposes Western ideals of governance, spawning Islamist movements that range from the moderate in Jordan to violent jihadists such as Hamas in Gaza. Brotherhood members are forming political parties to vie for power as Arab Spring uprisings oust longtime rulers and pressure others to open up democratically.</w:t>
         <w:br/>
-        <w:t>Desiree Schuster, 64, a St. Louis homemaker, says that the beer tax could sound the death knell for taverns in her German-influenced neighborhood.</w:t>
+        <w:t>The administration may feel it has little choice but to deal with elected Brotherhood leaders in Egypt, a country that had been an ally for years under dictator Hosni Mubarak, Middle East analysts say.</w:t>
         <w:br/>
-        <w:t>''Twenty years ago, south St. Louis was all German, and there was a tavern on every block,'' Schuster says.</w:t>
+        <w:t>White House spokesman Jay Carney has said the Obama administration has "broadened our engagement" with emerging parties in Egypt. Administration officials have met with Muslim Brotherhood leaders, and Carney says the White House will judge such leaders on how they act, not on their religious affiliation.</w:t>
         <w:br/>
-        <w:t>''Now, there's one every six blocks,'' she says.</w:t>
+        <w:t>Some question what engagement will bring, especially on matters of importance such as terrorism and Israel's security.</w:t>
         <w:br/>
-        <w:t>''The little guy doesn't have a chance.''</w:t>
+        <w:t>The Muslim Brotherhood's leadership has said it supports Egypt's international treaties -- the peace treaty with Israel being one -- but some Brotherhood leaders have suggested the treaty should be reviewed.</w:t>
+        <w:br/>
+        <w:t>"They're hostile in the long run to peaceful coexistence with Israel," Phillips says.</w:t>
+        <w:br/>
+        <w:t>It is not clear that a Muslim Brotherhood government in Egypt would cooperate with the U.S. on combating terrorism. Hamas, which the U.S. and Europe consider a terrorist organization, is a Brotherhood offshoot that continues to allow the firing of missiles into Israel.</w:t>
+        <w:br/>
+        <w:t>"It's not going to be business as usual," Hamid says. "They're not going to go along with U.S. objectives and interests as Mubarak did."</w:t>
+        <w:br/>
+        <w:t>The Brotherhood's political agenda has not been made clear. Its platform during the campaign for the parliament and the presidency consisted of calls to elevate Islamic traditions, end corruption and repression and boost the standing of Egypt's impoverished millions. Its religious platform and rhetoric appealed to working-class and poor Egyptians in a way that non-religious parties and liberal politicians from the city never could, some analysts say.</w:t>
+        <w:br/>
+        <w:t>The liberals are popular in the cities "but have trouble connecting with ordinary Egyptians," Hamid says.</w:t>
+        <w:br/>
+        <w:t>Some say the Muslim Brotherhood's commitment to democracy extends only to winning power and its intent is to impose strict Islamic justice at home and a new hostility toward Israel abroad.</w:t>
+        <w:br/>
+        <w:t xml:space="preserve">"They made a tactical decision to use the democratic system to seize power," Phillips says. "Their long-term goals are still very radical." </w:t>
         <w:br/>
         <w:br/>
-        <w:t>Notes</w:t>
+        <w:t>Graphic</w:t>
         <w:br/>
         <w:br/>
-        <w:t>Ribbon Label; WHITTLING THE DEFICIT, RACING THE CLOCK; 1 FIRST; 4 FINAL</w:t>
+        <w:t xml:space="preserve"> </w:t>
+        <w:br/>
+        <w:t>photo By Mohammed Abd El Moaty, Egyptian Presidency, via AP Egypt's new president: Mohammed Morsi, shown at a military ceremony last week, challenged the nation's military leaders Sunday by calling for the Islamist-controlled parliament to reconvene.</w:t>
       </w:r>
     </w:p>
     <w:sectPr>
